--- a/source/guideline/front_matter.docx
+++ b/source/guideline/front_matter.docx
@@ -75,13 +75,10 @@
         <w:spacing w:after="0" w:line="220" w:lineRule="atLeast"/>
       </w:pPr>
       <w:r>
-        <w:t>SS000</w:t>
+        <w:t>SS</w:t>
       </w:r>
       <w:r>
-        <w:rPr>
-          <w:lang w:val="en"/>
-        </w:rPr>
-        <w:t>4</w:t>
+        <w:t>XXXX</w:t>
       </w:r>
     </w:p>
     <w:p>
@@ -1340,136 +1337,100 @@
         <w:b/>
         <w:lang w:val="fr-FR"/>
       </w:rPr>
-      <w:t xml:space="preserve"> Document </w:t>
+      <w:t xml:space="preserve"> Document title </w:t>
     </w:r>
-    <w:proofErr w:type="spellStart"/>
     <w:r>
       <w:rPr>
         <w:b/>
+        <w:bCs/>
+        <w:szCs w:val="15"/>
         <w:lang w:val="fr-FR"/>
       </w:rPr>
-      <w:t>title</w:t>
+      <w:t>au texte que vous souhaitez faire apparaître ici</w:t>
     </w:r>
-    <w:proofErr w:type="spellEnd"/>
     <w:r>
       <w:rPr>
         <w:b/>
         <w:lang w:val="fr-FR"/>
+      </w:rPr>
+      <w:t>.</w:t>
+    </w:r>
+    <w:r>
+      <w:rPr>
+        <w:szCs w:val="15"/>
+      </w:rPr>
+      <w:fldChar w:fldCharType="end"/>
+    </w:r>
+    <w:r>
+      <w:rPr>
+        <w:szCs w:val="15"/>
+        <w:lang w:val="en-US"/>
       </w:rPr>
       <w:t xml:space="preserve"> </w:t>
     </w:r>
     <w:r>
       <w:rPr>
+        <w:szCs w:val="15"/>
+      </w:rPr>
+      <w:fldChar w:fldCharType="begin"/>
+    </w:r>
+    <w:r>
+      <w:rPr>
+        <w:szCs w:val="15"/>
+        <w:lang w:val="en-US"/>
+      </w:rPr>
+      <w:instrText xml:space="preserve"> STYLEREF "Document number" \* MERGEFORMAT </w:instrText>
+    </w:r>
+    <w:r>
+      <w:rPr>
+        <w:szCs w:val="15"/>
+      </w:rPr>
+      <w:fldChar w:fldCharType="separate"/>
+    </w:r>
+    <w:r>
+      <w:rPr>
+        <w:szCs w:val="15"/>
+      </w:rPr>
+      <w:t>G1192</w:t>
+    </w:r>
+    <w:r>
+      <w:rPr>
+        <w:szCs w:val="15"/>
+      </w:rPr>
+      <w:fldChar w:fldCharType="end"/>
+    </w:r>
+    <w:r>
+      <w:rPr>
+        <w:szCs w:val="15"/>
+      </w:rPr>
+      <w:t xml:space="preserve"> – </w:t>
+    </w:r>
+    <w:r>
+      <w:rPr>
+        <w:szCs w:val="15"/>
+      </w:rPr>
+      <w:fldChar w:fldCharType="begin"/>
+    </w:r>
+    <w:r>
+      <w:rPr>
+        <w:szCs w:val="15"/>
+      </w:rPr>
+      <w:instrText xml:space="preserve"> STYLEREF Subtitle \* MERGEFORMAT </w:instrText>
+    </w:r>
+    <w:r>
+      <w:rPr>
+        <w:szCs w:val="15"/>
+      </w:rPr>
+      <w:fldChar w:fldCharType="separate"/>
+    </w:r>
+    <w:r>
+      <w:rPr>
         <w:b/>
         <w:bCs/>
         <w:szCs w:val="15"/>
         <w:lang w:val="fr-FR"/>
       </w:rPr>
-      <w:t>au texte que vous souhaitez faire apparaître ici</w:t>
-    </w:r>
-    <w:r>
-      <w:rPr>
-        <w:b/>
-        <w:lang w:val="fr-FR"/>
-      </w:rPr>
-      <w:t>.</w:t>
-    </w:r>
-    <w:r>
-      <w:rPr>
-        <w:szCs w:val="15"/>
-      </w:rPr>
-      <w:fldChar w:fldCharType="end"/>
-    </w:r>
-    <w:r>
-      <w:rPr>
-        <w:szCs w:val="15"/>
-        <w:lang w:val="en-US"/>
-      </w:rPr>
-      <w:t xml:space="preserve"> </w:t>
-    </w:r>
-    <w:r>
-      <w:rPr>
-        <w:szCs w:val="15"/>
-      </w:rPr>
-      <w:fldChar w:fldCharType="begin"/>
-    </w:r>
-    <w:r>
-      <w:rPr>
-        <w:szCs w:val="15"/>
-        <w:lang w:val="en-US"/>
-      </w:rPr>
-      <w:instrText xml:space="preserve"> STYLEREF "Document number" \* MERGEFORMAT </w:instrText>
-    </w:r>
-    <w:r>
-      <w:rPr>
-        <w:szCs w:val="15"/>
-      </w:rPr>
-      <w:fldChar w:fldCharType="separate"/>
-    </w:r>
-    <w:r>
-      <w:rPr>
-        <w:szCs w:val="15"/>
-      </w:rPr>
-      <w:t>G1192</w:t>
-    </w:r>
-    <w:r>
-      <w:rPr>
-        <w:szCs w:val="15"/>
-      </w:rPr>
-      <w:fldChar w:fldCharType="end"/>
-    </w:r>
-    <w:r>
-      <w:rPr>
-        <w:szCs w:val="15"/>
-      </w:rPr>
-      <w:t xml:space="preserve"> – </w:t>
-    </w:r>
-    <w:r>
-      <w:rPr>
-        <w:szCs w:val="15"/>
-      </w:rPr>
-      <w:fldChar w:fldCharType="begin"/>
-    </w:r>
-    <w:r>
-      <w:rPr>
-        <w:szCs w:val="15"/>
-      </w:rPr>
-      <w:instrText xml:space="preserve"> STYLEREF Subtitle \* MERGEFORMAT </w:instrText>
-    </w:r>
-    <w:r>
-      <w:rPr>
-        <w:szCs w:val="15"/>
-      </w:rPr>
-      <w:fldChar w:fldCharType="separate"/>
-    </w:r>
-    <w:r>
-      <w:rPr>
-        <w:b/>
-        <w:bCs/>
-        <w:szCs w:val="15"/>
-        <w:lang w:val="fr-FR"/>
-      </w:rPr>
-      <w:t xml:space="preserve">Erreur ! Utilisez l'onglet Accueil pour appliquer </w:t>
-    </w:r>
-    <w:proofErr w:type="spellStart"/>
-    <w:r>
-      <w:rPr>
-        <w:b/>
-        <w:bCs/>
-        <w:szCs w:val="15"/>
-        <w:lang w:val="fr-FR"/>
-      </w:rPr>
-      <w:t>Subtitle</w:t>
-    </w:r>
-    <w:proofErr w:type="spellEnd"/>
-    <w:r>
-      <w:rPr>
-        <w:b/>
-        <w:bCs/>
-        <w:szCs w:val="15"/>
-        <w:lang w:val="fr-FR"/>
-      </w:rPr>
-      <w:t xml:space="preserve"> au texte que vous souhaitez faire apparaître ici.</w:t>
+      <w:t>Erreur ! Utilisez l'onglet Accueil pour appliquer Subtitle au texte que vous souhaitez faire apparaître ici.</w:t>
     </w:r>
     <w:r>
       <w:rPr>
@@ -1620,7 +1581,7 @@
       <w:rPr>
         <w:noProof/>
       </w:rPr>
-      <w:t>SS0004</w:t>
+      <w:t>SS</w:t>
     </w:r>
     <w:r>
       <w:fldChar w:fldCharType="end"/>
@@ -1820,18 +1781,8 @@
         <w:bCs/>
         <w:lang w:val="fr-FR"/>
       </w:rPr>
-      <w:t xml:space="preserve">VDES </w:t>
+      <w:t>VDES Authentication</w:t>
     </w:r>
-    <w:proofErr w:type="spellStart"/>
-    <w:r>
-      <w:rPr>
-        <w:b w:val="0"/>
-        <w:bCs/>
-        <w:lang w:val="fr-FR"/>
-      </w:rPr>
-      <w:t>Authentication</w:t>
-    </w:r>
-    <w:proofErr w:type="spellEnd"/>
     <w:r>
       <w:rPr>
         <w:lang w:val="fr-FR"/>
@@ -2140,136 +2091,100 @@
         <w:b/>
         <w:lang w:val="fr-FR"/>
       </w:rPr>
-      <w:t xml:space="preserve"> Document </w:t>
+      <w:t xml:space="preserve"> Document title </w:t>
     </w:r>
-    <w:proofErr w:type="spellStart"/>
     <w:r>
       <w:rPr>
         <w:b/>
+        <w:bCs/>
+        <w:szCs w:val="15"/>
         <w:lang w:val="fr-FR"/>
       </w:rPr>
-      <w:t>title</w:t>
+      <w:t>au texte que vous souhaitez faire apparaître ici</w:t>
     </w:r>
-    <w:proofErr w:type="spellEnd"/>
     <w:r>
       <w:rPr>
         <w:b/>
         <w:lang w:val="fr-FR"/>
+      </w:rPr>
+      <w:t>.</w:t>
+    </w:r>
+    <w:r>
+      <w:rPr>
+        <w:szCs w:val="15"/>
+      </w:rPr>
+      <w:fldChar w:fldCharType="end"/>
+    </w:r>
+    <w:r>
+      <w:rPr>
+        <w:szCs w:val="15"/>
+        <w:lang w:val="en-US"/>
       </w:rPr>
       <w:t xml:space="preserve"> </w:t>
     </w:r>
     <w:r>
       <w:rPr>
+        <w:szCs w:val="15"/>
+      </w:rPr>
+      <w:fldChar w:fldCharType="begin"/>
+    </w:r>
+    <w:r>
+      <w:rPr>
+        <w:szCs w:val="15"/>
+        <w:lang w:val="en-US"/>
+      </w:rPr>
+      <w:instrText xml:space="preserve"> STYLEREF "Document number" \* MERGEFORMAT </w:instrText>
+    </w:r>
+    <w:r>
+      <w:rPr>
+        <w:szCs w:val="15"/>
+      </w:rPr>
+      <w:fldChar w:fldCharType="separate"/>
+    </w:r>
+    <w:r>
+      <w:rPr>
+        <w:szCs w:val="15"/>
+      </w:rPr>
+      <w:t>G1192</w:t>
+    </w:r>
+    <w:r>
+      <w:rPr>
+        <w:szCs w:val="15"/>
+      </w:rPr>
+      <w:fldChar w:fldCharType="end"/>
+    </w:r>
+    <w:r>
+      <w:rPr>
+        <w:szCs w:val="15"/>
+      </w:rPr>
+      <w:t xml:space="preserve"> – </w:t>
+    </w:r>
+    <w:r>
+      <w:rPr>
+        <w:szCs w:val="15"/>
+      </w:rPr>
+      <w:fldChar w:fldCharType="begin"/>
+    </w:r>
+    <w:r>
+      <w:rPr>
+        <w:szCs w:val="15"/>
+      </w:rPr>
+      <w:instrText xml:space="preserve"> STYLEREF Subtitle \* MERGEFORMAT </w:instrText>
+    </w:r>
+    <w:r>
+      <w:rPr>
+        <w:szCs w:val="15"/>
+      </w:rPr>
+      <w:fldChar w:fldCharType="separate"/>
+    </w:r>
+    <w:r>
+      <w:rPr>
         <w:b/>
         <w:bCs/>
         <w:szCs w:val="15"/>
         <w:lang w:val="fr-FR"/>
       </w:rPr>
-      <w:t>au texte que vous souhaitez faire apparaître ici</w:t>
-    </w:r>
-    <w:r>
-      <w:rPr>
-        <w:b/>
-        <w:lang w:val="fr-FR"/>
-      </w:rPr>
-      <w:t>.</w:t>
-    </w:r>
-    <w:r>
-      <w:rPr>
-        <w:szCs w:val="15"/>
-      </w:rPr>
-      <w:fldChar w:fldCharType="end"/>
-    </w:r>
-    <w:r>
-      <w:rPr>
-        <w:szCs w:val="15"/>
-        <w:lang w:val="en-US"/>
-      </w:rPr>
-      <w:t xml:space="preserve"> </w:t>
-    </w:r>
-    <w:r>
-      <w:rPr>
-        <w:szCs w:val="15"/>
-      </w:rPr>
-      <w:fldChar w:fldCharType="begin"/>
-    </w:r>
-    <w:r>
-      <w:rPr>
-        <w:szCs w:val="15"/>
-        <w:lang w:val="en-US"/>
-      </w:rPr>
-      <w:instrText xml:space="preserve"> STYLEREF "Document number" \* MERGEFORMAT </w:instrText>
-    </w:r>
-    <w:r>
-      <w:rPr>
-        <w:szCs w:val="15"/>
-      </w:rPr>
-      <w:fldChar w:fldCharType="separate"/>
-    </w:r>
-    <w:r>
-      <w:rPr>
-        <w:szCs w:val="15"/>
-      </w:rPr>
-      <w:t>G1192</w:t>
-    </w:r>
-    <w:r>
-      <w:rPr>
-        <w:szCs w:val="15"/>
-      </w:rPr>
-      <w:fldChar w:fldCharType="end"/>
-    </w:r>
-    <w:r>
-      <w:rPr>
-        <w:szCs w:val="15"/>
-      </w:rPr>
-      <w:t xml:space="preserve"> – </w:t>
-    </w:r>
-    <w:r>
-      <w:rPr>
-        <w:szCs w:val="15"/>
-      </w:rPr>
-      <w:fldChar w:fldCharType="begin"/>
-    </w:r>
-    <w:r>
-      <w:rPr>
-        <w:szCs w:val="15"/>
-      </w:rPr>
-      <w:instrText xml:space="preserve"> STYLEREF Subtitle \* MERGEFORMAT </w:instrText>
-    </w:r>
-    <w:r>
-      <w:rPr>
-        <w:szCs w:val="15"/>
-      </w:rPr>
-      <w:fldChar w:fldCharType="separate"/>
-    </w:r>
-    <w:r>
-      <w:rPr>
-        <w:b/>
-        <w:bCs/>
-        <w:szCs w:val="15"/>
-        <w:lang w:val="fr-FR"/>
-      </w:rPr>
-      <w:t xml:space="preserve">Erreur ! Utilisez l'onglet Accueil pour appliquer </w:t>
-    </w:r>
-    <w:proofErr w:type="spellStart"/>
-    <w:r>
-      <w:rPr>
-        <w:b/>
-        <w:bCs/>
-        <w:szCs w:val="15"/>
-        <w:lang w:val="fr-FR"/>
-      </w:rPr>
-      <w:t>Subtitle</w:t>
-    </w:r>
-    <w:proofErr w:type="spellEnd"/>
-    <w:r>
-      <w:rPr>
-        <w:b/>
-        <w:bCs/>
-        <w:szCs w:val="15"/>
-        <w:lang w:val="fr-FR"/>
-      </w:rPr>
-      <w:t xml:space="preserve"> au texte que vous souhaitez faire apparaître ici.</w:t>
+      <w:t>Erreur ! Utilisez l'onglet Accueil pour appliquer Subtitle au texte que vous souhaitez faire apparaître ici.</w:t>
     </w:r>
     <w:r>
       <w:rPr>
@@ -21648,30 +21563,6 @@
 </file>
 
 <file path=customXml/item2.xml><?xml version="1.0" encoding="utf-8"?>
-<p:properties xmlns:p="http://schemas.microsoft.com/office/2006/metadata/properties" xmlns:xsi="http://www.w3.org/2001/XMLSchema-instance" xmlns:pc="http://schemas.microsoft.com/office/infopath/2007/PartnerControls">
-  <documentManagement>
-    <lcf76f155ced4ddcb4097134ff3c332f xmlns="ac5f8115-f13f-4d01-aff4-515a67108c33">
-      <Terms xmlns="http://schemas.microsoft.com/office/infopath/2007/PartnerControls"/>
-    </lcf76f155ced4ddcb4097134ff3c332f>
-    <TaxCatchAll xmlns="06022411-6e02-423b-85fd-39e0748b9219" xsi:nil="true"/>
-  </documentManagement>
-</p:properties>
-</file>
-
-<file path=customXml/item3.xml><?xml version="1.0" encoding="utf-8"?>
-<b:Sources xmlns:b="http://schemas.openxmlformats.org/officeDocument/2006/bibliography" xmlns="http://schemas.openxmlformats.org/officeDocument/2006/bibliography" SelectedStyle="\APA.XSL" StyleName="APA"/>
-</file>
-
-<file path=customXml/item4.xml><?xml version="1.0" encoding="utf-8"?>
-<?mso-contentType ?>
-<FormTemplates xmlns="http://schemas.microsoft.com/sharepoint/v3/contenttype/forms">
-  <Display>DocumentLibraryForm</Display>
-  <Edit>DocumentLibraryForm</Edit>
-  <New>DocumentLibraryForm</New>
-</FormTemplates>
-</file>
-
-<file path=customXml/item5.xml><?xml version="1.0" encoding="utf-8"?>
 <ct:contentTypeSchema xmlns:ct="http://schemas.microsoft.com/office/2006/metadata/contentType" xmlns:ma="http://schemas.microsoft.com/office/2006/metadata/properties/metaAttributes" ct:_="" ma:_="" ma:contentTypeName="Document" ma:contentTypeID="0x010100E8CDE179D9FB0342B17C099E752EB0FB" ma:contentTypeVersion="12" ma:contentTypeDescription="Create a new document." ma:contentTypeScope="" ma:versionID="0fd47a0075709f21ea27687a6b794a7c">
   <xsd:schema xmlns:xsd="http://www.w3.org/2001/XMLSchema" xmlns:xs="http://www.w3.org/2001/XMLSchema" xmlns:p="http://schemas.microsoft.com/office/2006/metadata/properties" xmlns:ns2="1bfdac25-5417-4dce-b783-1e79583e09c2" xmlns:ns3="ed72da13-45cf-4b5b-99f8-a2a89cf55939" targetNamespace="http://schemas.microsoft.com/office/2006/metadata/properties" ma:root="true" ma:fieldsID="10d2a65f9d14d854a4e6d8ebd67ae2b5" ns2:_="" ns3:_="">
     <xsd:import namespace="1bfdac25-5417-4dce-b783-1e79583e09c2"/>
@@ -21886,6 +21777,30 @@
 </ct:contentTypeSchema>
 </file>
 
+<file path=customXml/item3.xml><?xml version="1.0" encoding="utf-8"?>
+<?mso-contentType ?>
+<FormTemplates xmlns="http://schemas.microsoft.com/sharepoint/v3/contenttype/forms">
+  <Display>DocumentLibraryForm</Display>
+  <Edit>DocumentLibraryForm</Edit>
+  <New>DocumentLibraryForm</New>
+</FormTemplates>
+</file>
+
+<file path=customXml/item4.xml><?xml version="1.0" encoding="utf-8"?>
+<b:Sources xmlns:b="http://schemas.openxmlformats.org/officeDocument/2006/bibliography" xmlns="http://schemas.openxmlformats.org/officeDocument/2006/bibliography" SelectedStyle="\APA.XSL" StyleName="APA"/>
+</file>
+
+<file path=customXml/item5.xml><?xml version="1.0" encoding="utf-8"?>
+<p:properties xmlns:p="http://schemas.microsoft.com/office/2006/metadata/properties" xmlns:xsi="http://www.w3.org/2001/XMLSchema-instance" xmlns:pc="http://schemas.microsoft.com/office/infopath/2007/PartnerControls">
+  <documentManagement>
+    <lcf76f155ced4ddcb4097134ff3c332f xmlns="ac5f8115-f13f-4d01-aff4-515a67108c33">
+      <Terms xmlns="http://schemas.microsoft.com/office/infopath/2007/PartnerControls"/>
+    </lcf76f155ced4ddcb4097134ff3c332f>
+    <TaxCatchAll xmlns="06022411-6e02-423b-85fd-39e0748b9219" xsi:nil="true"/>
+  </documentManagement>
+</p:properties>
+</file>
+
 <file path=customXml/itemProps1.xml><?xml version="1.0" encoding="utf-8"?>
 <ds:datastoreItem xmlns:ds="http://schemas.openxmlformats.org/officeDocument/2006/customXml" ds:itemID="{B856DC8C-3DBA-47CE-BF41-A7ABDF188B1D}">
   <ds:schemaRefs>
@@ -21906,33 +21821,6 @@
 </file>
 
 <file path=customXml/itemProps2.xml><?xml version="1.0" encoding="utf-8"?>
-<ds:datastoreItem xmlns:ds="http://schemas.openxmlformats.org/officeDocument/2006/customXml" ds:itemID="{4999884A-5C6A-4C6F-B417-2586C1ADCB05}">
-  <ds:schemaRefs>
-    <ds:schemaRef ds:uri="http://schemas.microsoft.com/office/2006/metadata/properties"/>
-    <ds:schemaRef ds:uri="http://schemas.microsoft.com/office/infopath/2007/PartnerControls"/>
-    <ds:schemaRef ds:uri="ac5f8115-f13f-4d01-aff4-515a67108c33"/>
-    <ds:schemaRef ds:uri="06022411-6e02-423b-85fd-39e0748b9219"/>
-  </ds:schemaRefs>
-</ds:datastoreItem>
-</file>
-
-<file path=customXml/itemProps3.xml><?xml version="1.0" encoding="utf-8"?>
-<ds:datastoreItem xmlns:ds="http://schemas.openxmlformats.org/officeDocument/2006/customXml" ds:itemID="{7AD59562-C295-430F-A712-D83247B2B9FA}">
-  <ds:schemaRefs>
-    <ds:schemaRef ds:uri="http://schemas.openxmlformats.org/officeDocument/2006/bibliography"/>
-  </ds:schemaRefs>
-</ds:datastoreItem>
-</file>
-
-<file path=customXml/itemProps4.xml><?xml version="1.0" encoding="utf-8"?>
-<ds:datastoreItem xmlns:ds="http://schemas.openxmlformats.org/officeDocument/2006/customXml" ds:itemID="{50966D97-E4C3-4E28-B9AB-A4546F325730}">
-  <ds:schemaRefs>
-    <ds:schemaRef ds:uri="http://schemas.microsoft.com/sharepoint/v3/contenttype/forms"/>
-  </ds:schemaRefs>
-</ds:datastoreItem>
-</file>
-
-<file path=customXml/itemProps5.xml><?xml version="1.0" encoding="utf-8"?>
 <ds:datastoreItem xmlns:ds="http://schemas.openxmlformats.org/officeDocument/2006/customXml" ds:itemID="{665C3A26-442B-4326-BA26-BC4AC3669BC0}">
   <ds:schemaRefs>
     <ds:schemaRef ds:uri="http://schemas.microsoft.com/office/2006/metadata/contentType"/>
@@ -21949,4 +21837,31 @@
     <ds:schemaRef ds:uri="http://schemas.microsoft.com/internal/obd"/>
   </ds:schemaRefs>
 </ds:datastoreItem>
+</file>
+
+<file path=customXml/itemProps3.xml><?xml version="1.0" encoding="utf-8"?>
+<ds:datastoreItem xmlns:ds="http://schemas.openxmlformats.org/officeDocument/2006/customXml" ds:itemID="{50966D97-E4C3-4E28-B9AB-A4546F325730}">
+  <ds:schemaRefs>
+    <ds:schemaRef ds:uri="http://schemas.microsoft.com/sharepoint/v3/contenttype/forms"/>
+  </ds:schemaRefs>
+</ds:datastoreItem>
+</file>
+
+<file path=customXml/itemProps4.xml><?xml version="1.0" encoding="utf-8"?>
+<ds:datastoreItem xmlns:ds="http://schemas.openxmlformats.org/officeDocument/2006/customXml" ds:itemID="{7AD59562-C295-430F-A712-D83247B2B9FA}">
+  <ds:schemaRefs>
+    <ds:schemaRef ds:uri="http://schemas.openxmlformats.org/officeDocument/2006/bibliography"/>
+  </ds:schemaRefs>
+</ds:datastoreItem>
+</file>
+
+<file path=customXml/itemProps5.xml><?xml version="1.0" encoding="utf-8"?>
+<ds:datastoreItem xmlns:ds="http://schemas.openxmlformats.org/officeDocument/2006/customXml" ds:itemID="{4999884A-5C6A-4C6F-B417-2586C1ADCB05}">
+  <ds:schemaRefs>
+    <ds:schemaRef ds:uri="http://schemas.microsoft.com/office/2006/metadata/properties"/>
+    <ds:schemaRef ds:uri="http://schemas.microsoft.com/office/infopath/2007/PartnerControls"/>
+    <ds:schemaRef ds:uri="ac5f8115-f13f-4d01-aff4-515a67108c33"/>
+    <ds:schemaRef ds:uri="06022411-6e02-423b-85fd-39e0748b9219"/>
+  </ds:schemaRefs>
+</ds:datastoreItem>
 </file>